--- a/template/template_parcelado_es.docx
+++ b/template/template_parcelado_es.docx
@@ -756,7 +756,6 @@
           <w:b/>
           <w:bCs/>
           <w:color w:val="000000" w:themeColor="text1"/>
-          <w:highlight w:val="yellow"/>
         </w:rPr>
       </w:pPr>
       <w:r>
@@ -765,7 +764,6 @@
           <w:b/>
           <w:bCs/>
           <w:color w:val="000000" w:themeColor="text1"/>
-          <w:highlight w:val="yellow"/>
         </w:rPr>
         <w:t xml:space="preserve">Das 18:00 às 22:00 (Dia </w:t>
       </w:r>
@@ -775,7 +773,6 @@
           <w:b/>
           <w:bCs/>
           <w:color w:val="000000" w:themeColor="text1"/>
-          <w:highlight w:val="yellow"/>
         </w:rPr>
         <w:t>05</w:t>
       </w:r>
@@ -785,7 +782,6 @@
           <w:b/>
           <w:bCs/>
           <w:color w:val="000000" w:themeColor="text1"/>
-          <w:highlight w:val="yellow"/>
         </w:rPr>
         <w:t xml:space="preserve"> – Terça - feira)</w:t>
       </w:r>
@@ -799,7 +795,6 @@
           <w:b/>
           <w:bCs/>
           <w:color w:val="000000" w:themeColor="text1"/>
-          <w:highlight w:val="yellow"/>
         </w:rPr>
       </w:pPr>
       <w:r>
@@ -808,7 +803,6 @@
           <w:b/>
           <w:bCs/>
           <w:color w:val="000000" w:themeColor="text1"/>
-          <w:highlight w:val="yellow"/>
         </w:rPr>
         <w:t xml:space="preserve">Das 10:00 às 22:00 (Do dia </w:t>
       </w:r>
@@ -818,7 +812,6 @@
           <w:b/>
           <w:bCs/>
           <w:color w:val="000000" w:themeColor="text1"/>
-          <w:highlight w:val="yellow"/>
         </w:rPr>
         <w:t>06</w:t>
       </w:r>
@@ -828,7 +821,6 @@
           <w:b/>
           <w:bCs/>
           <w:color w:val="000000" w:themeColor="text1"/>
-          <w:highlight w:val="yellow"/>
         </w:rPr>
         <w:t xml:space="preserve"> ao </w:t>
       </w:r>
@@ -838,7 +830,6 @@
           <w:b/>
           <w:bCs/>
           <w:color w:val="000000" w:themeColor="text1"/>
-          <w:highlight w:val="yellow"/>
         </w:rPr>
         <w:t>09</w:t>
       </w:r>
@@ -848,7 +839,6 @@
           <w:b/>
           <w:bCs/>
           <w:color w:val="000000" w:themeColor="text1"/>
-          <w:highlight w:val="yellow"/>
         </w:rPr>
         <w:t xml:space="preserve"> quarta a sábado)</w:t>
       </w:r>
@@ -868,7 +858,6 @@
           <w:b/>
           <w:bCs/>
           <w:color w:val="000000" w:themeColor="text1"/>
-          <w:highlight w:val="yellow"/>
         </w:rPr>
         <w:t xml:space="preserve">Das 10:00 às 20:00 (Dia </w:t>
       </w:r>
@@ -878,7 +867,6 @@
           <w:b/>
           <w:bCs/>
           <w:color w:val="000000" w:themeColor="text1"/>
-          <w:highlight w:val="yellow"/>
         </w:rPr>
         <w:t>10</w:t>
       </w:r>
@@ -888,7 +876,6 @@
           <w:b/>
           <w:bCs/>
           <w:color w:val="000000" w:themeColor="text1"/>
-          <w:highlight w:val="yellow"/>
         </w:rPr>
         <w:t xml:space="preserve"> no domingo)</w:t>
       </w:r>
@@ -935,7 +922,14 @@
           <w:rFonts w:ascii="Arial" w:hAnsi="Arial" w:cs="Arial"/>
           <w:color w:val="000000" w:themeColor="text1"/>
         </w:rPr>
-        <w:t xml:space="preserve">. </w:t>
+        <w:t>.</w:t>
+      </w:r>
+      <w:r>
+        <w:rPr>
+          <w:rFonts w:ascii="Arial" w:hAnsi="Arial" w:cs="Arial"/>
+          <w:color w:val="000000" w:themeColor="text1"/>
+        </w:rPr>
+        <w:t xml:space="preserve"> </w:t>
       </w:r>
     </w:p>
     <w:p>
@@ -1710,7 +1704,6 @@
       <w:r>
         <w:rPr>
           <w:rFonts w:ascii="Arial" w:hAnsi="Arial" w:cs="Arial"/>
-          <w:highlight w:val="yellow"/>
         </w:rPr>
         <w:t xml:space="preserve">dia </w:t>
       </w:r>
@@ -1718,7 +1711,6 @@
         <w:rPr>
           <w:rFonts w:ascii="Arial" w:hAnsi="Arial" w:cs="Arial"/>
           <w:b/>
-          <w:highlight w:val="yellow"/>
         </w:rPr>
         <w:t>0</w:t>
       </w:r>
@@ -1726,7 +1718,6 @@
         <w:rPr>
           <w:rFonts w:ascii="Arial" w:hAnsi="Arial" w:cs="Arial"/>
           <w:b/>
-          <w:highlight w:val="yellow"/>
         </w:rPr>
         <w:t>3</w:t>
       </w:r>
@@ -1734,7 +1725,6 @@
         <w:rPr>
           <w:rFonts w:ascii="Arial" w:hAnsi="Arial" w:cs="Arial"/>
           <w:b/>
-          <w:highlight w:val="yellow"/>
         </w:rPr>
         <w:t>/05/2026</w:t>
       </w:r>
@@ -1826,7 +1816,6 @@
         <w:rPr>
           <w:rFonts w:ascii="Arial" w:hAnsi="Arial" w:cs="Arial"/>
           <w:b/>
-          <w:highlight w:val="yellow"/>
         </w:rPr>
         <w:t>10/05/2026</w:t>
       </w:r>
@@ -1834,7 +1823,13 @@
         <w:rPr>
           <w:rFonts w:ascii="Arial" w:hAnsi="Arial" w:cs="Arial"/>
         </w:rPr>
-        <w:t xml:space="preserve">. O descumprimento desta regra sujeitará o EXPOSITOR à aplicação de multa não compensatória equivalente a </w:t>
+        <w:t>. O</w:t>
+      </w:r>
+      <w:r>
+        <w:rPr>
+          <w:rFonts w:ascii="Arial" w:hAnsi="Arial" w:cs="Arial"/>
+        </w:rPr>
+        <w:t xml:space="preserve"> descumprimento desta regra sujeitará o EXPOSITOR à aplicação de multa não compensatória equivalente a </w:t>
       </w:r>
       <w:r>
         <w:rPr>
@@ -4586,13 +4581,18 @@
         <w:rPr>
           <w:rFonts w:ascii="Arial" w:hAnsi="Arial" w:cs="Arial"/>
         </w:rPr>
-        <w:t xml:space="preserve">É expressamente vedada ao EXPOSITOR a instalação de artefatos elétricos, fiações, equipamentos ou quaisquer dispositivos que possam representar risco à segurança operacional do evento e dos demais participantes, quando não estiverem em conformidade com as normas técnicas previstas no Manual de Operações, especialmente no capítulo referente à Energia Elétrica. O EXPOSITOR possui, por contrato, o direito a apenas 01 (um) KVA de carga elétrica inclusa, sendo obrigatória a solicitação formal, por meio do sistema SIGEVENT, para qualquer demanda adicional, até a data limite de </w:t>
-      </w:r>
-      <w:r>
-        <w:rPr>
-          <w:rFonts w:ascii="Arial" w:hAnsi="Arial" w:cs="Arial"/>
-          <w:b/>
-          <w:highlight w:val="yellow"/>
+        <w:t xml:space="preserve">É expressamente vedada ao EXPOSITOR a instalação de artefatos elétricos, fiações, equipamentos ou quaisquer dispositivos que possam representar risco à segurança operacional do evento e dos demais participantes, quando não estiverem em conformidade com as normas técnicas previstas no Manual de Operações, especialmente no capítulo referente à Energia Elétrica. O EXPOSITOR possui, por contrato, o direito a apenas 01 (um) KVA de carga elétrica inclusa, sendo obrigatória a solicitação formal, por meio do sistema SIGEVENT, para qualquer demanda adicional, até a data limite </w:t>
+      </w:r>
+      <w:r>
+        <w:rPr>
+          <w:rFonts w:ascii="Arial" w:hAnsi="Arial" w:cs="Arial"/>
+        </w:rPr>
+        <w:t xml:space="preserve">de </w:t>
+      </w:r>
+      <w:r>
+        <w:rPr>
+          <w:rFonts w:ascii="Arial" w:hAnsi="Arial" w:cs="Arial"/>
+          <w:b/>
         </w:rPr>
         <w:t>28</w:t>
       </w:r>
@@ -4600,7 +4600,6 @@
         <w:rPr>
           <w:rFonts w:ascii="Arial" w:hAnsi="Arial" w:cs="Arial"/>
           <w:b/>
-          <w:highlight w:val="yellow"/>
         </w:rPr>
         <w:t>/0</w:t>
       </w:r>
@@ -4608,7 +4607,6 @@
         <w:rPr>
           <w:rFonts w:ascii="Arial" w:hAnsi="Arial" w:cs="Arial"/>
           <w:b/>
-          <w:highlight w:val="yellow"/>
         </w:rPr>
         <w:t>4</w:t>
       </w:r>
@@ -4616,7 +4614,6 @@
         <w:rPr>
           <w:rFonts w:ascii="Arial" w:hAnsi="Arial" w:cs="Arial"/>
           <w:b/>
-          <w:highlight w:val="yellow"/>
         </w:rPr>
         <w:t>/2026</w:t>
       </w:r>
@@ -4624,7 +4621,13 @@
         <w:rPr>
           <w:rFonts w:ascii="Arial" w:hAnsi="Arial" w:cs="Arial"/>
         </w:rPr>
-        <w:t>. A não observância desta regra poderá implicar na suspensão do fornecimento de energia, na não liberação do estande e na aplicação de penalidades previstas neste contrato.</w:t>
+        <w:t>.</w:t>
+      </w:r>
+      <w:r>
+        <w:rPr>
+          <w:rFonts w:ascii="Arial" w:hAnsi="Arial" w:cs="Arial"/>
+        </w:rPr>
+        <w:t xml:space="preserve"> A não observância desta regra poderá implicar na suspensão do fornecimento de energia, na não liberação do estande e na aplicação de penalidades previstas neste contrato.</w:t>
       </w:r>
     </w:p>
     <w:p>
@@ -4981,20 +4984,19 @@
         <w:rPr>
           <w:rFonts w:ascii="Arial" w:hAnsi="Arial" w:cs="Arial"/>
         </w:rPr>
-        <w:t xml:space="preserve">É PROIBIDA a realização de quaisquer ações promocionais no evento sem aprovação prévia e expressa do ORGANIZADOR. Para esse tipo de solicitação, existe uma seção específica no Manual de Operações que deve ser consultada previamente e as propostas devem ser encaminhadas diretamente para análise e autorização por meio do e-mail: </w:t>
-      </w:r>
-      <w:r>
-        <w:rPr>
-          <w:rFonts w:ascii="Arial" w:hAnsi="Arial" w:cs="Arial"/>
-          <w:highlight w:val="yellow"/>
-        </w:rPr>
-        <w:t>encantamento01@alfaiatariadeideias.com.br ou pelo WhatsApp: (27) 99802-3814</w:t>
-      </w:r>
-      <w:r>
-        <w:rPr>
-          <w:rFonts w:ascii="Arial" w:hAnsi="Arial" w:cs="Arial"/>
-        </w:rPr>
-        <w:t>. O descumprimento desta regra poderá acarretar a suspensão imediata da ação e aplicação das penalidades cabíveis.</w:t>
+        <w:t>É PROIBIDA a realização de quaisquer ações promocionais no evento sem aprovação prévia e expressa do ORGANIZADOR. Para esse tipo de solicitação, existe uma seção específica no Manual de Operações que deve ser consultada previamente e as propostas devem ser encaminhadas diretamente para análise e autorização por meio do e-mail</w:t>
+      </w:r>
+      <w:r>
+        <w:rPr>
+          <w:rFonts w:ascii="Arial" w:hAnsi="Arial" w:cs="Arial"/>
+        </w:rPr>
+        <w:t>: encantamento01@alfaiatariadeideias.com.br ou pelo WhatsApp: (27) 99802-3814. O descumprimento desta regra poderá acarretar a suspensão imediata da ação e aplicação das</w:t>
+      </w:r>
+      <w:r>
+        <w:rPr>
+          <w:rFonts w:ascii="Arial" w:hAnsi="Arial" w:cs="Arial"/>
+        </w:rPr>
+        <w:t xml:space="preserve"> penalidades cabíveis.</w:t>
       </w:r>
     </w:p>
     <w:p>
@@ -6230,42 +6232,6 @@
         <w:rPr>
           <w:rFonts w:ascii="Arial" w:hAnsi="Arial" w:cs="Arial"/>
         </w:rPr>
-        <w:t xml:space="preserve">6.12. Para fins de referência, a taxa de energia elétrica será cobrada no valor de R$ </w:t>
-      </w:r>
-      <w:r>
-        <w:rPr>
-          <w:rFonts w:ascii="Arial" w:hAnsi="Arial" w:cs="Arial"/>
-        </w:rPr>
-        <w:t>4</w:t>
-      </w:r>
-      <w:r>
-        <w:rPr>
-          <w:rFonts w:ascii="Arial" w:hAnsi="Arial" w:cs="Arial"/>
-        </w:rPr>
-        <w:t>00,00 (seiscentos reais) por KVA adicional contratado. A Taxa de Fiscalização de Estabelecimento (TFE) será no valor fixo de R$ 200,00 (duzentos reais), ambos com vencimento na assinatura do contrato, salvo disposição contrária em documento anexo.</w:t>
-      </w:r>
-    </w:p>
-    <w:p>
-      <w:pPr>
-        <w:spacing w:after="0" w:line="240" w:lineRule="auto"/>
-        <w:jc w:val="both"/>
-        <w:rPr>
-          <w:rFonts w:ascii="Arial" w:hAnsi="Arial" w:cs="Arial"/>
-        </w:rPr>
-      </w:pPr>
-    </w:p>
-    <w:p>
-      <w:pPr>
-        <w:spacing w:after="0" w:line="240" w:lineRule="auto"/>
-        <w:jc w:val="both"/>
-        <w:rPr>
-          <w:rFonts w:ascii="Arial" w:hAnsi="Arial" w:cs="Arial"/>
-        </w:rPr>
-      </w:pPr>
-      <w:r>
-        <w:rPr>
-          <w:rFonts w:ascii="Arial" w:hAnsi="Arial" w:cs="Arial"/>
-        </w:rPr>
         <w:t>6.13. Caso o EXPOSITOR contrate fornecedores externos para montagem, decoração, logística ou qualquer outro serviço, deverá observar integralmente o Manual de Operações e o regulamento técnico vigente, responsabilizando-se pela obtenção de autorizações, recolhimento de ART/RRT, taxas e demais encargos aplicáveis. O descumprimento poderá implicar em multa, impedimento de acesso ao pavilhão ou outras penalidades previstas contratualmente.</w:t>
       </w:r>
     </w:p>
@@ -6396,15 +6362,7 @@
           <w:rFonts w:ascii="Arial" w:hAnsi="Arial" w:cs="Arial"/>
           <w:color w:val="000000" w:themeColor="text1"/>
         </w:rPr>
-        <w:t xml:space="preserve">7.2. Para fins desta cláusula efeito material adverso significa (i) qualquer fato, evento, mudança, ocorrência, condição, circunstância ou efeito ocorrido durante o evento, mesmo com efeitos após esta data que, individualmente ou </w:t>
-      </w:r>
-      <w:r>
-        <w:rPr>
-          <w:rFonts w:ascii="Arial" w:hAnsi="Arial" w:cs="Arial"/>
-          <w:color w:val="000000" w:themeColor="text1"/>
-        </w:rPr>
-        <w:lastRenderedPageBreak/>
-        <w:t>em conjunto com outros fatos, eventos, mudanças, ocorrências, condições, circunstâncias ou efeitos (a) cause qualquer impacto negativo relevante para o Negócio e/ou situações que possam colocar em risco a reputação da ALFAIATARIA, independentemente do impacto financeiro no negócio.  </w:t>
+        <w:t>7.2. Para fins desta cláusula efeito material adverso significa (i) qualquer fato, evento, mudança, ocorrência, condição, circunstância ou efeito ocorrido durante o evento, mesmo com efeitos após esta data que, individualmente ou em conjunto com outros fatos, eventos, mudanças, ocorrências, condições, circunstâncias ou efeitos (a) cause qualquer impacto negativo relevante para o Negócio e/ou situações que possam colocar em risco a reputação da ALFAIATARIA, independentemente do impacto financeiro no negócio.  </w:t>
       </w:r>
     </w:p>
     <w:p>
@@ -6439,14 +6397,7 @@
           <w:szCs w:val="24"/>
           <w:lang w:val="pt-BR"/>
         </w:rPr>
-        <w:t xml:space="preserve">Considera-se perda: qualquer fato ou ato que pelo senso comum possa gerar repercussão econômica negativa a </w:t>
-      </w:r>
-      <w:r>
-        <w:rPr>
-          <w:color w:val="000000" w:themeColor="text1"/>
-          <w:lang w:val="pt-BR"/>
-        </w:rPr>
-        <w:t>ALFAIATARIA</w:t>
+        <w:t xml:space="preserve">Considera-se perda: qualquer fato ou ato que pelo senso comum possa </w:t>
       </w:r>
       <w:r>
         <w:rPr>
@@ -6457,14 +6408,17 @@
           <w:szCs w:val="24"/>
           <w:lang w:val="pt-BR"/>
         </w:rPr>
-        <w:t xml:space="preserve"> em decorrência do evento e da empresa parceira, qualquer ação judicial intentada, mesmo que pendente de julgamento, todas as obrigações, responsabilidades, contingências, perdas, danos diretos e indiretos, lucros cessantes, prejuízos, responsabilidade pecuniária ou conversível em pecúnia, custos e despesas com ações, processos, arbitragens ou procedimentos (incluindo valores pagos por avaliações, laudos, sentenças ou acordos, juros, multas, correção monetária, despesas de desembolso e honorários de advogados, contadores, peritos e outros especialistas, procedimentos,  honorários de sucumbência, custas judiciais, quaisquer outros custos e despesas direta ou indiretamente relacionados a uma Perda, bem como toda e qualquer multa, juros, indenização e/ou penalidade), depósitos judiciais e outros custos e despesas com garantias e imposição de Ônus (incluindo-se penhora de bens, ativos, direitos ou créditos, e/ou restrição parcial ou total, temporária ou definitiva, ao livre uso ou disposição de quaisquer montantes depositados em contas bancárias), ainda que seus efeitos se materializem apenas no futuro e independentemente do conhecimento das Partes.</w:t>
-      </w:r>
-    </w:p>
-    <w:p>
-      <w:pPr>
-        <w:pStyle w:val="Ttulo1"/>
-        <w:ind w:left="0"/>
-        <w:jc w:val="both"/>
+        <w:lastRenderedPageBreak/>
+        <w:t xml:space="preserve">gerar repercussão econômica negativa a </w:t>
+      </w:r>
+      <w:r>
+        <w:rPr>
+          <w:color w:val="000000" w:themeColor="text1"/>
+          <w:lang w:val="pt-BR"/>
+        </w:rPr>
+        <w:t>ALFAIATARIA</w:t>
+      </w:r>
+      <w:r>
         <w:rPr>
           <w:b w:val="0"/>
           <w:bCs w:val="0"/>
@@ -6473,7 +6427,8 @@
           <w:szCs w:val="24"/>
           <w:lang w:val="pt-BR"/>
         </w:rPr>
-      </w:pPr>
+        <w:t xml:space="preserve"> em decorrência do evento e da empresa parceira, qualquer ação judicial intentada, mesmo que pendente de julgamento, todas as obrigações, responsabilidades, contingências, perdas, danos diretos e indiretos, lucros cessantes, prejuízos, responsabilidade pecuniária ou conversível em pecúnia, custos e despesas com ações, processos, arbitragens ou procedimentos (incluindo valores pagos por avaliações, laudos, sentenças ou acordos, juros, multas, correção monetária, despesas de desembolso e honorários de advogados, contadores, peritos e outros especialistas, procedimentos,  honorários de sucumbência, custas judiciais, quaisquer outros custos e despesas direta ou indiretamente relacionados a uma Perda, bem como toda e qualquer multa, juros, indenização e/ou penalidade), depósitos judiciais e outros custos e despesas com garantias e imposição de Ônus (incluindo-se penhora de bens, ativos, direitos ou créditos, e/ou restrição parcial ou total, temporária ou definitiva, ao livre uso ou disposição de quaisquer montantes depositados em contas bancárias), ainda que seus efeitos se materializem apenas no futuro e independentemente do conhecimento das Partes.</w:t>
+      </w:r>
     </w:p>
     <w:p>
       <w:pPr>
@@ -6489,6 +6444,21 @@
           <w:lang w:val="pt-BR"/>
         </w:rPr>
       </w:pPr>
+    </w:p>
+    <w:p>
+      <w:pPr>
+        <w:pStyle w:val="Ttulo1"/>
+        <w:ind w:left="0"/>
+        <w:jc w:val="both"/>
+        <w:rPr>
+          <w:b w:val="0"/>
+          <w:bCs w:val="0"/>
+          <w:color w:val="000000" w:themeColor="text1"/>
+          <w:sz w:val="24"/>
+          <w:szCs w:val="24"/>
+          <w:lang w:val="pt-BR"/>
+        </w:rPr>
+      </w:pPr>
       <w:r>
         <w:rPr>
           <w:lang w:val="pt-BR"/>
@@ -6725,75 +6695,75 @@
         <w:rPr>
           <w:rFonts w:ascii="Arial" w:hAnsi="Arial" w:cs="Arial"/>
         </w:rPr>
+        <w:t>9.2. Os casos omissos serão resolvidos e decididos pelo Organizador.</w:t>
+      </w:r>
+    </w:p>
+    <w:p>
+      <w:pPr>
+        <w:spacing w:line="240" w:lineRule="auto"/>
+        <w:jc w:val="both"/>
+        <w:rPr>
+          <w:rFonts w:ascii="Arial" w:hAnsi="Arial" w:cs="Arial"/>
+        </w:rPr>
+      </w:pPr>
+      <w:r>
+        <w:rPr>
+          <w:rFonts w:ascii="Arial" w:hAnsi="Arial" w:cs="Arial"/>
+        </w:rPr>
+        <w:t>9.3. Para qualquer infração aos termos contratuais que não estipule penalidade própria, fica estabelecida multa</w:t>
+      </w:r>
+      <w:r>
+        <w:rPr>
+          <w:rFonts w:ascii="Arial" w:hAnsi="Arial" w:cs="Arial"/>
+        </w:rPr>
+        <w:t xml:space="preserve"> não compensatória</w:t>
+      </w:r>
+      <w:r>
+        <w:rPr>
+          <w:rFonts w:ascii="Arial" w:hAnsi="Arial" w:cs="Arial"/>
+        </w:rPr>
+        <w:t xml:space="preserve"> de </w:t>
+      </w:r>
+      <w:r>
+        <w:rPr>
+          <w:rFonts w:ascii="Arial" w:hAnsi="Arial" w:cs="Arial"/>
+        </w:rPr>
+        <w:t>{{</w:t>
+      </w:r>
+      <w:r>
+        <w:rPr>
+          <w:rFonts w:ascii="Arial" w:hAnsi="Arial" w:cs="Arial"/>
+        </w:rPr>
+        <w:t>PENALIDADEINFRACAOGERAL</w:t>
+      </w:r>
+      <w:r>
+        <w:rPr>
+          <w:rFonts w:ascii="Arial" w:hAnsi="Arial" w:cs="Arial"/>
+        </w:rPr>
+        <w:t>}}</w:t>
+      </w:r>
+      <w:r>
+        <w:rPr>
+          <w:rFonts w:ascii="Arial" w:hAnsi="Arial" w:cs="Arial"/>
+        </w:rPr>
+        <w:t>, sem excluir demais prejuízos.</w:t>
+      </w:r>
+    </w:p>
+    <w:p>
+      <w:pPr>
+        <w:spacing w:line="240" w:lineRule="auto"/>
+        <w:jc w:val="both"/>
+        <w:rPr>
+          <w:rFonts w:ascii="Arial" w:hAnsi="Arial" w:cs="Arial"/>
+          <w:b/>
+        </w:rPr>
+      </w:pPr>
+      <w:r>
+        <w:rPr>
+          <w:rFonts w:ascii="Arial" w:hAnsi="Arial" w:cs="Arial"/>
+          <w:b/>
+        </w:rPr>
         <w:lastRenderedPageBreak/>
-        <w:t>9.2. Os casos omissos serão resolvidos e decididos pelo Organizador.</w:t>
-      </w:r>
-    </w:p>
-    <w:p>
-      <w:pPr>
-        <w:spacing w:line="240" w:lineRule="auto"/>
-        <w:jc w:val="both"/>
-        <w:rPr>
-          <w:rFonts w:ascii="Arial" w:hAnsi="Arial" w:cs="Arial"/>
-        </w:rPr>
-      </w:pPr>
-      <w:r>
-        <w:rPr>
-          <w:rFonts w:ascii="Arial" w:hAnsi="Arial" w:cs="Arial"/>
-        </w:rPr>
-        <w:t>9.3. Para qualquer infração aos termos contratuais que não estipule penalidade própria, fica estabelecida multa</w:t>
-      </w:r>
-      <w:r>
-        <w:rPr>
-          <w:rFonts w:ascii="Arial" w:hAnsi="Arial" w:cs="Arial"/>
-        </w:rPr>
-        <w:t xml:space="preserve"> não compensatória</w:t>
-      </w:r>
-      <w:r>
-        <w:rPr>
-          <w:rFonts w:ascii="Arial" w:hAnsi="Arial" w:cs="Arial"/>
-        </w:rPr>
-        <w:t xml:space="preserve"> de </w:t>
-      </w:r>
-      <w:r>
-        <w:rPr>
-          <w:rFonts w:ascii="Arial" w:hAnsi="Arial" w:cs="Arial"/>
-        </w:rPr>
-        <w:t>{{</w:t>
-      </w:r>
-      <w:r>
-        <w:rPr>
-          <w:rFonts w:ascii="Arial" w:hAnsi="Arial" w:cs="Arial"/>
-        </w:rPr>
-        <w:t>PENALIDADEINFRACAOGERAL</w:t>
-      </w:r>
-      <w:r>
-        <w:rPr>
-          <w:rFonts w:ascii="Arial" w:hAnsi="Arial" w:cs="Arial"/>
-        </w:rPr>
-        <w:t>}}</w:t>
-      </w:r>
-      <w:r>
-        <w:rPr>
-          <w:rFonts w:ascii="Arial" w:hAnsi="Arial" w:cs="Arial"/>
-        </w:rPr>
-        <w:t>, sem excluir demais prejuízos.</w:t>
-      </w:r>
-    </w:p>
-    <w:p>
-      <w:pPr>
-        <w:spacing w:line="240" w:lineRule="auto"/>
-        <w:jc w:val="both"/>
-        <w:rPr>
-          <w:rFonts w:ascii="Arial" w:hAnsi="Arial" w:cs="Arial"/>
-          <w:b/>
-        </w:rPr>
-      </w:pPr>
-      <w:r>
-        <w:rPr>
-          <w:rFonts w:ascii="Arial" w:hAnsi="Arial" w:cs="Arial"/>
-          <w:b/>
-        </w:rPr>
         <w:t>CLÁUSULA 10ª CONFIDENCIALIDADE</w:t>
       </w:r>
     </w:p>
@@ -7160,60 +7130,54 @@
         <w:rPr>
           <w:rFonts w:ascii="Arial" w:hAnsi="Arial" w:cs="Arial"/>
         </w:rPr>
-        <w:t xml:space="preserve"> venha a ser legalmente obrigada a revelar qualquer informação confidencial, por qualquer juízo ou autoridade governamental competente, a parte obrigada deverá notificar as partes contrárias de tal ordem, para que possam </w:t>
-      </w:r>
-      <w:r>
-        <w:rPr>
-          <w:rFonts w:ascii="Arial" w:hAnsi="Arial" w:cs="Arial"/>
+        <w:t xml:space="preserve"> venha a ser legalmente obrigada a revelar qualquer informação confidencial, por qualquer juízo ou autoridade governamental competente, a parte obrigada deverá notificar as partes contrárias de tal ordem, para que possam adotar medidas cabíveis para resguardar os seus direitos ou dispensar a referida parte de cumprir as obrigações dispostas neste acordo.</w:t>
+      </w:r>
+    </w:p>
+    <w:p>
+      <w:pPr>
+        <w:spacing w:line="240" w:lineRule="auto"/>
+        <w:jc w:val="both"/>
+        <w:rPr>
+          <w:rFonts w:ascii="Arial" w:hAnsi="Arial" w:cs="Arial"/>
+          <w:lang w:val="pt-PT"/>
+        </w:rPr>
+      </w:pPr>
+      <w:r>
+        <w:rPr>
+          <w:rFonts w:ascii="Arial" w:hAnsi="Arial" w:cs="Arial"/>
+        </w:rPr>
+        <w:t>10.4.</w:t>
+      </w:r>
+      <w:r>
+        <w:rPr>
+          <w:rFonts w:ascii="Arial" w:hAnsi="Arial" w:cs="Arial"/>
+          <w:b/>
+        </w:rPr>
+        <w:t xml:space="preserve"> </w:t>
+      </w:r>
+      <w:r>
+        <w:rPr>
+          <w:rFonts w:ascii="Arial" w:hAnsi="Arial" w:cs="Arial"/>
+          <w:lang w:val="pt-PT"/>
+        </w:rPr>
+        <w:t>Não obstante ao compromisso de confidencialidade disposto nesta Cláusula, as Informações Confidenciais poderão ser divulgadas a terceiros com anuência por escrito das Partes.</w:t>
+      </w:r>
+    </w:p>
+    <w:p>
+      <w:pPr>
+        <w:spacing w:line="240" w:lineRule="auto"/>
+        <w:jc w:val="both"/>
+        <w:rPr>
+          <w:rFonts w:ascii="Arial" w:hAnsi="Arial" w:cs="Arial"/>
+          <w:lang w:val="pt-PT"/>
+        </w:rPr>
+      </w:pPr>
+      <w:r>
+        <w:rPr>
+          <w:rFonts w:ascii="Arial" w:hAnsi="Arial" w:cs="Arial"/>
+          <w:lang w:val="pt-PT"/>
         </w:rPr>
         <w:lastRenderedPageBreak/>
-        <w:t>adotar medidas cabíveis para resguardar os seus direitos ou dispensar a referida parte de cumprir as obrigações dispostas neste acordo.</w:t>
-      </w:r>
-    </w:p>
-    <w:p>
-      <w:pPr>
-        <w:spacing w:line="240" w:lineRule="auto"/>
-        <w:jc w:val="both"/>
-        <w:rPr>
-          <w:rFonts w:ascii="Arial" w:hAnsi="Arial" w:cs="Arial"/>
-          <w:lang w:val="pt-PT"/>
-        </w:rPr>
-      </w:pPr>
-      <w:r>
-        <w:rPr>
-          <w:rFonts w:ascii="Arial" w:hAnsi="Arial" w:cs="Arial"/>
-        </w:rPr>
-        <w:t>10.4.</w:t>
-      </w:r>
-      <w:r>
-        <w:rPr>
-          <w:rFonts w:ascii="Arial" w:hAnsi="Arial" w:cs="Arial"/>
-          <w:b/>
-        </w:rPr>
-        <w:t xml:space="preserve"> </w:t>
-      </w:r>
-      <w:r>
-        <w:rPr>
-          <w:rFonts w:ascii="Arial" w:hAnsi="Arial" w:cs="Arial"/>
-          <w:lang w:val="pt-PT"/>
-        </w:rPr>
-        <w:t>Não obstante ao compromisso de confidencialidade disposto nesta Cláusula, as Informações Confidenciais poderão ser divulgadas a terceiros com anuência por escrito das Partes.</w:t>
-      </w:r>
-    </w:p>
-    <w:p>
-      <w:pPr>
-        <w:spacing w:line="240" w:lineRule="auto"/>
-        <w:jc w:val="both"/>
-        <w:rPr>
-          <w:rFonts w:ascii="Arial" w:hAnsi="Arial" w:cs="Arial"/>
-          <w:lang w:val="pt-PT"/>
-        </w:rPr>
-      </w:pPr>
-      <w:r>
-        <w:rPr>
-          <w:rFonts w:ascii="Arial" w:hAnsi="Arial" w:cs="Arial"/>
-          <w:lang w:val="pt-PT"/>
-        </w:rPr>
         <w:t>10.5.</w:t>
       </w:r>
       <w:r>
@@ -8860,6 +8824,7 @@
   <w:style w:type="character" w:default="1" w:styleId="Fontepargpadro">
     <w:name w:val="Default Paragraph Font"/>
     <w:uiPriority w:val="1"/>
+    <w:semiHidden/>
     <w:unhideWhenUsed/>
   </w:style>
   <w:style w:type="table" w:default="1" w:styleId="Tabelanormal">
@@ -9564,6 +9529,19 @@
 </file>
 
 <file path=customXml/item1.xml><?xml version="1.0" encoding="utf-8"?>
+<?mso-contentType ?>
+<FormTemplates xmlns="http://schemas.microsoft.com/sharepoint/v3/contenttype/forms">
+  <Display>DocumentLibraryForm</Display>
+  <Edit>DocumentLibraryForm</Edit>
+  <New>DocumentLibraryForm</New>
+</FormTemplates>
+</file>
+
+<file path=customXml/item2.xml><?xml version="1.0" encoding="utf-8"?>
+<b:Sources xmlns:b="http://schemas.openxmlformats.org/officeDocument/2006/bibliography" xmlns="http://schemas.openxmlformats.org/officeDocument/2006/bibliography" SelectedStyle="\APA.XSL" StyleName="APA"/>
+</file>
+
+<file path=customXml/item3.xml><?xml version="1.0" encoding="utf-8"?>
 <ct:contentTypeSchema xmlns:ct="http://schemas.microsoft.com/office/2006/metadata/contentType" xmlns:ma="http://schemas.microsoft.com/office/2006/metadata/properties/metaAttributes" ct:_="" ma:_="" ma:contentTypeName="Documento" ma:contentTypeID="0x0101002F459F8D9828F745BE3B954ADB74309D" ma:contentTypeVersion="21" ma:contentTypeDescription="Crie um novo documento." ma:contentTypeScope="" ma:versionID="55daba8387c0a35d8e229400967f3b37">
   <xsd:schema xmlns:xsd="http://www.w3.org/2001/XMLSchema" xmlns:xs="http://www.w3.org/2001/XMLSchema" xmlns:p="http://schemas.microsoft.com/office/2006/metadata/properties" xmlns:ns2="b0abdc7c-b81f-47c0-8d37-e53421c16be1" xmlns:ns3="9b67fadb-89b0-45c3-8622-359d5aab3ac5" targetNamespace="http://schemas.microsoft.com/office/2006/metadata/properties" ma:root="true" ma:fieldsID="eb0d4114bff1126495d943ab6a7be351" ns2:_="" ns3:_="">
     <xsd:import namespace="b0abdc7c-b81f-47c0-8d37-e53421c16be1"/>
@@ -9824,19 +9802,6 @@
 </ct:contentTypeSchema>
 </file>
 
-<file path=customXml/item2.xml><?xml version="1.0" encoding="utf-8"?>
-<b:Sources xmlns:b="http://schemas.openxmlformats.org/officeDocument/2006/bibliography" xmlns="http://schemas.openxmlformats.org/officeDocument/2006/bibliography" SelectedStyle="\APA.XSL" StyleName="APA"/>
-</file>
-
-<file path=customXml/item3.xml><?xml version="1.0" encoding="utf-8"?>
-<?mso-contentType ?>
-<FormTemplates xmlns="http://schemas.microsoft.com/sharepoint/v3/contenttype/forms">
-  <Display>DocumentLibraryForm</Display>
-  <Edit>DocumentLibraryForm</Edit>
-  <New>DocumentLibraryForm</New>
-</FormTemplates>
-</file>
-
 <file path=customXml/item4.xml><?xml version="1.0" encoding="utf-8"?>
 <p:properties xmlns:p="http://schemas.microsoft.com/office/2006/metadata/properties" xmlns:xsi="http://www.w3.org/2001/XMLSchema-instance" xmlns:pc="http://schemas.microsoft.com/office/infopath/2007/PartnerControls">
   <documentManagement>
@@ -9849,6 +9814,22 @@
 </file>
 
 <file path=customXml/itemProps1.xml><?xml version="1.0" encoding="utf-8"?>
+<ds:datastoreItem xmlns:ds="http://schemas.openxmlformats.org/officeDocument/2006/customXml" ds:itemID="{A8FDF9CD-DFE0-42B0-AA86-9CEEF4645DEB}">
+  <ds:schemaRefs>
+    <ds:schemaRef ds:uri="http://schemas.microsoft.com/sharepoint/v3/contenttype/forms"/>
+  </ds:schemaRefs>
+</ds:datastoreItem>
+</file>
+
+<file path=customXml/itemProps2.xml><?xml version="1.0" encoding="utf-8"?>
+<ds:datastoreItem xmlns:ds="http://schemas.openxmlformats.org/officeDocument/2006/customXml" ds:itemID="{7FB1261D-80BE-4784-8631-7621A184C5A6}">
+  <ds:schemaRefs>
+    <ds:schemaRef ds:uri="http://schemas.openxmlformats.org/officeDocument/2006/bibliography"/>
+  </ds:schemaRefs>
+</ds:datastoreItem>
+</file>
+
+<file path=customXml/itemProps3.xml><?xml version="1.0" encoding="utf-8"?>
 <ds:datastoreItem xmlns:ds="http://schemas.openxmlformats.org/officeDocument/2006/customXml" ds:itemID="{BDF49FED-13BF-4798-B66E-9D4BDE11D6C6}">
   <ds:schemaRefs>
     <ds:schemaRef ds:uri="http://schemas.microsoft.com/office/2006/metadata/contentType"/>
@@ -9867,22 +9848,6 @@
 </ds:datastoreItem>
 </file>
 
-<file path=customXml/itemProps2.xml><?xml version="1.0" encoding="utf-8"?>
-<ds:datastoreItem xmlns:ds="http://schemas.openxmlformats.org/officeDocument/2006/customXml" ds:itemID="{7FB1261D-80BE-4784-8631-7621A184C5A6}">
-  <ds:schemaRefs>
-    <ds:schemaRef ds:uri="http://schemas.openxmlformats.org/officeDocument/2006/bibliography"/>
-  </ds:schemaRefs>
-</ds:datastoreItem>
-</file>
-
-<file path=customXml/itemProps3.xml><?xml version="1.0" encoding="utf-8"?>
-<ds:datastoreItem xmlns:ds="http://schemas.openxmlformats.org/officeDocument/2006/customXml" ds:itemID="{A8FDF9CD-DFE0-42B0-AA86-9CEEF4645DEB}">
-  <ds:schemaRefs>
-    <ds:schemaRef ds:uri="http://schemas.microsoft.com/sharepoint/v3/contenttype/forms"/>
-  </ds:schemaRefs>
-</ds:datastoreItem>
-</file>
-
 <file path=customXml/itemProps4.xml><?xml version="1.0" encoding="utf-8"?>
 <ds:datastoreItem xmlns:ds="http://schemas.openxmlformats.org/officeDocument/2006/customXml" ds:itemID="{9D374E39-0C21-4940-9679-7C1E21D9F5E5}">
   <ds:schemaRefs>
